--- a/entregables/SIGRO - Plan de construccion para el equipo.docx
+++ b/entregables/SIGRO - Plan de construccion para el equipo.docx
@@ -740,7 +740,7 @@
           <w:sz w:val="20"/>
           <w:szCs w:val="20"/>
         </w:rPr>
-        <w:t xml:space="preserve">Estas reglas salieron de las reuniones con el cliente y de la revisión del Ing. Junior Cercado. No son preferencias de estilo: si una se rompe, el sistema deja de servir para lo que fue hecho y la historia no se acepta.</w:t>
+        <w:t xml:space="preserve">Estas reglas salieron de las reuniones con el cliente y de la revisión técnica del cliente. No son preferencias de estilo: si una se rompe, el sistema deja de servir para lo que fue hecho y la historia no se acepta.</w:t>
       </w:r>
     </w:p>
     <w:tbl>
@@ -1303,7 +1303,7 @@
                 <w:sz w:val="19"/>
                 <w:szCs w:val="19"/>
               </w:rPr>
-              <w:t xml:space="preserve">Observación del Ing. Cercado. El tablero suma material, herramientas y horas hombre, que es lo que el sistema registra. Los gastos generales, los subcontratos, los servicios y la planilla quedan fuera y el propio tablero lo declara. Prometer el costo total obliga a entrar en contabilidad, que no es este producto.</w:t>
+              <w:t xml:space="preserve">Observación del cliente. El tablero suma material, herramientas y horas hombre, que es lo que el sistema registra. Los gastos generales, los subcontratos, los servicios y la planilla quedan fuera y el propio tablero lo declara. Prometer el costo total obliga a entrar en contabilidad, que no es este producto.</w:t>
             </w:r>
           </w:p>
         </w:tc>
@@ -1322,7 +1322,7 @@
           <w:sz w:val="24"/>
           <w:szCs w:val="24"/>
         </w:rPr>
-        <w:t xml:space="preserve">4. Lo que el Ing. Junior Cercado nos corrigió</w:t>
+        <w:t xml:space="preserve">4. Lo que el cliente nos corrigió</w:t>
       </w:r>
     </w:p>
     <w:tbl>
